--- a/security_scanner/docs/OUTSTANDING.docx
+++ b/security_scanner/docs/OUTSTANDING.docx
@@ -1770,58 +1770,127 @@
     </w:p>
     <w:p>
       <w:r>
-        <w:t xml:space="preserve">note was stale). The </w:t>
+        <w:t>note was stale). **Correction (2026-05-31, verified live via</w:t>
+      </w:r>
+    </w:p>
+    <w:p>
+      <w:r>
+        <w:rPr>
+          <w:rFonts w:ascii="Consolas" w:hAnsi="Consolas"/>
+          <w:sz w:val="18"/>
+        </w:rPr>
+        <w:t>/authenticate/info</w:t>
+      </w:r>
+      <w:r>
+        <w:t>):</w:t>
       </w:r>
       <w:r>
         <w:rPr>
           <w:b/>
         </w:rPr>
-        <w:t>free tier refreshes ~500 query credits/day</w:t>
+        <w:t xml:space="preserve"> the free tier's search cap is </w:t>
       </w:r>
       <w:r>
-        <w:t xml:space="preserve"> (40</w:t>
+        <w:rPr>
+          <w:rFonts w:ascii="Consolas" w:hAnsi="Consolas"/>
+          <w:sz w:val="18"/>
+        </w:rPr>
+        <w:t>CreditMax = 50</w:t>
+      </w:r>
+      <w:r>
+        <w:t>** for</w:t>
       </w:r>
     </w:p>
     <w:p>
       <w:r>
-        <w:t xml:space="preserve">results/search) — i.e. it is </w:t>
+        <w:rPr>
+          <w:rFonts w:ascii="Consolas" w:hAnsi="Consolas"/>
+          <w:sz w:val="18"/>
+        </w:rPr>
+        <w:t>/intelligent/search</w:t>
+      </w:r>
+      <w:r>
+        <w:t xml:space="preserve"> (NOT ~500 — that was a wrong code comment). </w:t>
+      </w:r>
+      <w:r>
+        <w:rPr>
+          <w:rFonts w:ascii="Consolas" w:hAnsi="Consolas"/>
+          <w:sz w:val="18"/>
+        </w:rPr>
+        <w:t>CreditReset</w:t>
+      </w:r>
+    </w:p>
+    <w:p>
+      <w:r>
+        <w:t xml:space="preserve">is present so credits </w:t>
       </w:r>
       <w:r>
         <w:rPr>
           <w:b/>
         </w:rPr>
-        <w:t>recurring/daily</w:t>
+        <w:t>do replenish</w:t>
       </w:r>
       <w:r>
-        <w:t>, not a one-off trial. So it</w:t>
+        <w:t xml:space="preserve"> (recurring, not one-off), but the cap is</w:t>
       </w:r>
     </w:p>
     <w:p>
       <w:r>
-        <w:t xml:space="preserve">is usable now for </w:t>
+        <w:t xml:space="preserve">only </w:t>
       </w:r>
       <w:r>
         <w:rPr>
           <w:b/>
         </w:rPr>
-        <w:t>low-volume / ad-hoc broker scans</w:t>
+        <w:t>~50 search credits per cycle</w:t>
       </w:r>
       <w:r>
-        <w:t>, but the 40-results cap</w:t>
+        <w:t xml:space="preserve"> (1 credit/scan), and max 3 concurrent</w:t>
       </w:r>
     </w:p>
     <w:p>
       <w:r>
-        <w:t xml:space="preserve">and daily ceiling make it </w:t>
+        <w:t xml:space="preserve">searches. So it is usable only for a </w:t>
       </w:r>
       <w:r>
         <w:rPr>
           <w:b/>
         </w:rPr>
-        <w:t>insufficient for the 4,000-client cohort</w:t>
+        <w:t>handful of ad-hoc scans per cycle</w:t>
       </w:r>
       <w:r>
-        <w:t>.</w:t>
+        <w:t xml:space="preserve"> —</w:t>
+      </w:r>
+    </w:p>
+    <w:p>
+      <w:r>
+        <w:rPr>
+          <w:b/>
+        </w:rPr>
+        <w:t>far too small for the 4,000-client cohort or sustained broker volume.</w:t>
+      </w:r>
+      <w:r>
+        <w:t xml:space="preserve"> A</w:t>
+      </w:r>
+    </w:p>
+    <w:p>
+      <w:r>
+        <w:t>sustainable paid replacement is therefore the real requirement. Avoid burning</w:t>
+      </w:r>
+    </w:p>
+    <w:p>
+      <w:r>
+        <w:t>credits on test scans (</w:t>
+      </w:r>
+      <w:r>
+        <w:rPr>
+          <w:rFonts w:ascii="Consolas" w:hAnsi="Consolas"/>
+          <w:sz w:val="18"/>
+        </w:rPr>
+        <w:t>skip_intelx:true</w:t>
+      </w:r>
+      <w:r>
+        <w:t xml:space="preserve"> for smoke tests).</w:t>
       </w:r>
     </w:p>
     <w:p>

--- a/security_scanner/docs/OUTSTANDING.docx
+++ b/security_scanner/docs/OUTSTANDING.docx
@@ -50,7 +50,7 @@
         <w:t>Last updated</w:t>
       </w:r>
       <w:r>
-        <w:t>: 2026-06-11</w:t>
+        <w:t>: 2026-07-02</w:t>
       </w:r>
     </w:p>
     <w:p>
@@ -501,7 +501,7 @@
                 <w:b/>
                 <w:sz w:val="19"/>
               </w:rPr>
-              <w:t>GCP / Vertex AI migration of scanner backend</w:t>
+              <w:t>GCP migration of scanner backend</w:t>
             </w:r>
           </w:p>
         </w:tc>
@@ -517,9 +517,107 @@
             </w:r>
             <w:r>
               <w:rPr>
-                <w:sz w:val="19"/>
-              </w:rPr>
-              <w:t>Future</w:t>
+                <w:b/>
+                <w:sz w:val="19"/>
+              </w:rPr>
+              <w:t>Largely DONE (2026-06).</w:t>
+            </w:r>
+            <w:r>
+              <w:rPr>
+                <w:sz w:val="19"/>
+              </w:rPr>
+              <w:t xml:space="preserve"> Scanner runs live on the Google VM </w:t>
+            </w:r>
+            <w:r>
+              <w:rPr>
+                <w:rFonts w:ascii="Consolas" w:hAnsi="Consolas"/>
+                <w:sz w:val="19"/>
+              </w:rPr>
+              <w:t>veilguard-prod-jnb</w:t>
+            </w:r>
+            <w:r>
+              <w:rPr>
+                <w:sz w:val="19"/>
+              </w:rPr>
+              <w:t xml:space="preserve"> (GCP project </w:t>
+            </w:r>
+            <w:r>
+              <w:rPr>
+                <w:rFonts w:ascii="Consolas" w:hAnsi="Consolas"/>
+                <w:sz w:val="19"/>
+              </w:rPr>
+              <w:t>rugged-sunbeam-492106-j1</w:t>
+            </w:r>
+            <w:r>
+              <w:rPr>
+                <w:sz w:val="19"/>
+              </w:rPr>
+              <w:t xml:space="preserve">, </w:t>
+            </w:r>
+            <w:r>
+              <w:rPr>
+                <w:rFonts w:ascii="Consolas" w:hAnsi="Consolas"/>
+                <w:sz w:val="19"/>
+              </w:rPr>
+              <w:t>africa-south1-a</w:t>
+            </w:r>
+            <w:r>
+              <w:rPr>
+                <w:sz w:val="19"/>
+              </w:rPr>
+              <w:t xml:space="preserve">, </w:t>
+            </w:r>
+            <w:r>
+              <w:rPr>
+                <w:rFonts w:ascii="Consolas" w:hAnsi="Consolas"/>
+                <w:sz w:val="19"/>
+              </w:rPr>
+              <w:t>n2-standard-8</w:t>
+            </w:r>
+            <w:r>
+              <w:rPr>
+                <w:sz w:val="19"/>
+              </w:rPr>
+              <w:t xml:space="preserve">) at </w:t>
+            </w:r>
+            <w:r>
+              <w:rPr>
+                <w:rFonts w:ascii="Consolas" w:hAnsi="Consolas"/>
+                <w:sz w:val="19"/>
+              </w:rPr>
+              <w:t>veilguard.phishield.com/scanner</w:t>
+            </w:r>
+            <w:r>
+              <w:rPr>
+                <w:sz w:val="19"/>
+              </w:rPr>
+              <w:t xml:space="preserve">, with a </w:t>
+            </w:r>
+            <w:r>
+              <w:rPr>
+                <w:b/>
+                <w:sz w:val="19"/>
+              </w:rPr>
+              <w:t>dedicated Postgres 16</w:t>
+            </w:r>
+            <w:r>
+              <w:rPr>
+                <w:sz w:val="19"/>
+              </w:rPr>
+              <w:t xml:space="preserve"> container (not the ephemeral Render SQLite). gunicorn under systemd, Caddy edge. Runbook: </w:t>
+            </w:r>
+            <w:r>
+              <w:rPr>
+                <w:rFonts w:ascii="Consolas" w:hAnsi="Consolas"/>
+                <w:sz w:val="19"/>
+              </w:rPr>
+              <w:t>docs/DEPLOYMENT.md</w:t>
+            </w:r>
+            <w:r>
+              <w:rPr>
+                <w:sz w:val="19"/>
+              </w:rPr>
+              <w:t>.</w:t>
             </w:r>
           </w:p>
         </w:tc>
@@ -553,48 +651,55 @@
             </w:r>
             <w:r>
               <w:rPr>
-                <w:sz w:val="19"/>
-              </w:rPr>
-              <w:t xml:space="preserve">No fixed date. Adds protected environment + LLM-augmented analysis. When this lands: re-run scanner-info IP-range description; update User-Agent host; migrate </w:t>
+                <w:b/>
+                <w:sz w:val="19"/>
+              </w:rPr>
+              <w:t>Remaining:</w:t>
+            </w:r>
+            <w:r>
+              <w:rPr>
+                <w:sz w:val="19"/>
+              </w:rPr>
+              <w:t xml:space="preserve"> (a) </w:t>
+            </w:r>
+            <w:r>
+              <w:rPr>
+                <w:b/>
+                <w:sz w:val="19"/>
+              </w:rPr>
+              <w:t>Vertex AI / LLM-augmented analysis</w:t>
+            </w:r>
+            <w:r>
+              <w:rPr>
+                <w:sz w:val="19"/>
+              </w:rPr>
+              <w:t xml:space="preserve"> (the "protected environment + LLM" goal, not yet started); (b) decommission the old Render free-tier deploy once the VM is blessed (</w:t>
             </w:r>
             <w:r>
               <w:rPr>
                 <w:rFonts w:ascii="Consolas" w:hAnsi="Consolas"/>
                 <w:sz w:val="19"/>
               </w:rPr>
-              <w:t>scans.db</w:t>
-            </w:r>
-            <w:r>
-              <w:rPr>
-                <w:sz w:val="19"/>
-              </w:rPr>
-              <w:t xml:space="preserve"> from SQLite-on-Render to Cloud SQL Postgres. </w:t>
+              <w:t>render.yaml</w:t>
+            </w:r>
+            <w:r>
+              <w:rPr>
+                <w:sz w:val="19"/>
+              </w:rPr>
+              <w:t xml:space="preserve"> retired). The </w:t>
             </w:r>
             <w:r>
               <w:rPr>
                 <w:b/>
                 <w:sz w:val="19"/>
               </w:rPr>
-              <w:t>Now also load-bearing for the encrypted-export enrichment (5j/5k):</w:t>
-            </w:r>
-            <w:r>
-              <w:rPr>
-                <w:sz w:val="19"/>
-              </w:rPr>
-              <w:t xml:space="preserve"> the export pulls recency dates + IntelX leak-refs from the domain's last scan, but Render's free-tier disk is </w:t>
-            </w:r>
-            <w:r>
-              <w:rPr>
-                <w:b/>
-                <w:sz w:val="19"/>
-              </w:rPr>
-              <w:t>ephemeral and wipes `scans.db` on every deploy</w:t>
-            </w:r>
-            <w:r>
-              <w:rPr>
-                <w:sz w:val="19"/>
-              </w:rPr>
-              <w:t xml:space="preserve"> — so a scan→deploy→export sequence silently drops the dates/leak-refs (export still returns credentials, just un-clustered). Persistent DB removes this. Interim: re-scan before exporting if a deploy has occurred.</w:t>
+              <w:t>persistent Postgres removes the ephemeral-`scans.db` risk to the encrypted-export enrichment (5k)</w:t>
+            </w:r>
+            <w:r>
+              <w:rPr>
+                <w:sz w:val="19"/>
+              </w:rPr>
+              <w:t xml:space="preserve"> on the VM path (Render's free-tier disk still wipes on deploy, so if a scan is run on Render, re-scan before exporting).</w:t>
             </w:r>
           </w:p>
         </w:tc>
@@ -2226,6 +2331,65 @@
         <w:rPr>
           <w:b/>
         </w:rPr>
+        <w:t>DONE (2026-07-01):</w:t>
+      </w:r>
+      <w:r>
+        <w:t xml:space="preserve"> </w:t>
+      </w:r>
+      <w:r>
+        <w:rPr>
+          <w:rFonts w:ascii="Consolas" w:hAnsi="Consolas"/>
+          <w:sz w:val="18"/>
+        </w:rPr>
+        <w:t>INTELX_API_KEY</w:t>
+      </w:r>
+      <w:r>
+        <w:t xml:space="preserve"> is now also set on the </w:t>
+      </w:r>
+      <w:r>
+        <w:rPr>
+          <w:b/>
+        </w:rPr>
+        <w:t>Google VM</w:t>
+      </w:r>
+    </w:p>
+    <w:p>
+      <w:r>
+        <w:t xml:space="preserve">  </w:t>
+      </w:r>
+      <w:r>
+        <w:rPr>
+          <w:rFonts w:ascii="Consolas" w:hAnsi="Consolas"/>
+          <w:sz w:val="18"/>
+        </w:rPr>
+        <w:t>.env</w:t>
+      </w:r>
+      <w:r>
+        <w:t xml:space="preserve"> (service restarted, balance active). The key is account-scoped, so the</w:t>
+      </w:r>
+    </w:p>
+    <w:p>
+      <w:r>
+        <w:t xml:space="preserve">  VM and Render </w:t>
+      </w:r>
+      <w:r>
+        <w:rPr>
+          <w:b/>
+        </w:rPr>
+        <w:t>share the same 50-credit/day pool</w:t>
+      </w:r>
+      <w:r>
+        <w:t xml:space="preserve"> (they do not each get 50).</w:t>
+      </w:r>
+    </w:p>
+    <w:p>
+      <w:pPr>
+        <w:pStyle w:val="ListBullet"/>
+      </w:pPr>
+      <w:r>
+        <w:rPr>
+          <w:b/>
+        </w:rPr>
         <w:t>Still seek a sustainable replacement</w:t>
       </w:r>
       <w:r>
@@ -2497,7 +2661,7 @@
               <w:rPr>
                 <w:sz w:val="19"/>
               </w:rPr>
-              <w:t>Pending</w:t>
+              <w:t>Pending launch (1-July window now open; gated on the prerequisites below)</w:t>
             </w:r>
           </w:p>
         </w:tc>
@@ -2874,6 +3038,338 @@
         <w:t>Carried over from v9 / v10 gap analyses. Not blocking but worth flagging:</w:t>
       </w:r>
     </w:p>
+    <w:p>
+      <w:r>
+        <w:rPr>
+          <w:b/>
+        </w:rPr>
+        <w:t>Checker accuracy audit (2026-06-30 → 2026-07-02) — COMPLETE.</w:t>
+      </w:r>
+      <w:r>
+        <w:t xml:space="preserve"> A ground-truth</w:t>
+      </w:r>
+    </w:p>
+    <w:p>
+      <w:r>
+        <w:t>sweep of every checker module (white-box plus credit-free live runs, since the</w:t>
+      </w:r>
+    </w:p>
+    <w:p>
+      <w:r>
+        <w:t>frozen golden fixture is stale). Seven fixes shipped, deployed, and sha256-verified</w:t>
+      </w:r>
+    </w:p>
+    <w:p>
+      <w:r>
+        <w:t xml:space="preserve">on the VM, each locked by an </w:t>
+      </w:r>
+      <w:r>
+        <w:rPr>
+          <w:rFonts w:ascii="Consolas" w:hAnsi="Consolas"/>
+          <w:sz w:val="18"/>
+        </w:rPr>
+        <w:t>adversarial_gate.py</w:t>
+      </w:r>
+      <w:r>
+        <w:t xml:space="preserve"> ground-truth scenario (the gate</w:t>
+      </w:r>
+    </w:p>
+    <w:p>
+      <w:r>
+        <w:t>now runs 40 across socket / IP-attribution / CVE-gating / checker-FP cases):</w:t>
+      </w:r>
+    </w:p>
+    <w:p>
+      <w:pPr>
+        <w:pStyle w:val="ListBullet"/>
+      </w:pPr>
+      <w:r>
+        <w:rPr>
+          <w:b/>
+        </w:rPr>
+        <w:t>Py3.10 scan-crash fixed</w:t>
+      </w:r>
+      <w:r>
+        <w:t xml:space="preserve"> (the scan phase loops now catch the</w:t>
+      </w:r>
+    </w:p>
+    <w:p>
+      <w:r>
+        <w:t xml:space="preserve">  </w:t>
+      </w:r>
+      <w:r>
+        <w:rPr>
+          <w:rFonts w:ascii="Consolas" w:hAnsi="Consolas"/>
+          <w:sz w:val="18"/>
+        </w:rPr>
+        <w:t>concurrent.futures</w:t>
+      </w:r>
+      <w:r>
+        <w:t xml:space="preserve"> timeout, not the builtin; live scans had crashed on</w:t>
+      </w:r>
+    </w:p>
+    <w:p>
+      <w:r>
+        <w:t xml:space="preserve">  high-IP targets) plus a blocking AST guard, now extended to all four checker</w:t>
+      </w:r>
+    </w:p>
+    <w:p>
+      <w:r>
+        <w:t xml:space="preserve">  modules.</w:t>
+      </w:r>
+    </w:p>
+    <w:p>
+      <w:pPr>
+        <w:pStyle w:val="ListBullet"/>
+      </w:pPr>
+      <w:r>
+        <w:rPr>
+          <w:b/>
+        </w:rPr>
+        <w:t>IP attribution by who-operates-the-host</w:t>
+      </w:r>
+      <w:r>
+        <w:t xml:space="preserve"> (</w:t>
+      </w:r>
+      <w:r>
+        <w:rPr>
+          <w:rFonts w:ascii="Consolas" w:hAnsi="Consolas"/>
+          <w:sz w:val="18"/>
+        </w:rPr>
+        <w:t>ip_classification.py</w:t>
+      </w:r>
+      <w:r>
+        <w:t>): own vs</w:t>
+      </w:r>
+    </w:p>
+    <w:p>
+      <w:r>
+        <w:t xml:space="preserve">  vendor vs internal (RFC1918). Directly mitigates the "reassigned / vendor IP</w:t>
+      </w:r>
+    </w:p>
+    <w:p>
+      <w:r>
+        <w:t xml:space="preserve">  scored as the insured's own exposure" risk flagged in 4c / 4c-ii below.</w:t>
+      </w:r>
+    </w:p>
+    <w:p>
+      <w:pPr>
+        <w:pStyle w:val="ListBullet"/>
+      </w:pPr>
+      <w:r>
+        <w:rPr>
+          <w:b/>
+        </w:rPr>
+        <w:t>CVE-to-software evidence-gating</w:t>
+      </w:r>
+      <w:r>
+        <w:t xml:space="preserve"> (port-template CVEs dropped when the banner</w:t>
+      </w:r>
+    </w:p>
+    <w:p>
+      <w:r>
+        <w:t xml:space="preserve">  names a different product) and two wrong-software CVE data errors removed.</w:t>
+      </w:r>
+    </w:p>
+    <w:p>
+      <w:pPr>
+        <w:pStyle w:val="ListBullet"/>
+      </w:pPr>
+      <w:r>
+        <w:rPr>
+          <w:b/>
+        </w:rPr>
+        <w:t>Live and golden scoring unified</w:t>
+      </w:r>
+      <w:r>
+        <w:t xml:space="preserve"> into </w:t>
+      </w:r>
+      <w:r>
+        <w:rPr>
+          <w:rFonts w:ascii="Consolas" w:hAnsi="Consolas"/>
+          <w:sz w:val="18"/>
+        </w:rPr>
+        <w:t>scoring_pipeline</w:t>
+      </w:r>
+      <w:r>
+        <w:t xml:space="preserve"> (one calculator</w:t>
+      </w:r>
+    </w:p>
+    <w:p>
+      <w:r>
+        <w:t xml:space="preserve">  invocation shared by the live scan and the golden replay) plus a guard against</w:t>
+      </w:r>
+    </w:p>
+    <w:p>
+      <w:r>
+        <w:t xml:space="preserve">  re-divergence; this drift is how the RSI-revenue size-multiplier bug had hidden.</w:t>
+      </w:r>
+    </w:p>
+    <w:p>
+      <w:pPr>
+        <w:pStyle w:val="ListBullet"/>
+      </w:pPr>
+      <w:r>
+        <w:rPr>
+          <w:b/>
+        </w:rPr>
+        <w:t>False-positive hardening:</w:t>
+      </w:r>
+      <w:r>
+        <w:t xml:space="preserve"> TechStack end-of-life detection matched against</w:t>
+      </w:r>
+    </w:p>
+    <w:p>
+      <w:r>
+        <w:t xml:space="preserve">  response headers only (not incidental version mentions in the page body); the</w:t>
+      </w:r>
+    </w:p>
+    <w:p>
+      <w:r>
+        <w:t xml:space="preserve">  VPN apex RDP probe now tarpit-gated (</w:t>
+      </w:r>
+      <w:r>
+        <w:rPr>
+          <w:rFonts w:ascii="Consolas" w:hAnsi="Consolas"/>
+          <w:sz w:val="18"/>
+        </w:rPr>
+        <w:t>is_saturated_host</w:t>
+      </w:r>
+      <w:r>
+        <w:t>) so a SYN-ACK-everything</w:t>
+      </w:r>
+    </w:p>
+    <w:p>
+      <w:r>
+        <w:t xml:space="preserve">  host cannot fabricate an RDP exposure; Dehashed staff attribution boundary-matches</w:t>
+      </w:r>
+    </w:p>
+    <w:p>
+      <w:r>
+        <w:t xml:space="preserve">  the mailbox domain (no lookalike-domain leaked account counted as own-staff).</w:t>
+      </w:r>
+    </w:p>
+    <w:p>
+      <w:pPr>
+        <w:pStyle w:val="ListBullet"/>
+      </w:pPr>
+      <w:r>
+        <w:rPr>
+          <w:b/>
+        </w:rPr>
+        <w:t>hudson_rock staff-vs-customer distinction made consistent</w:t>
+      </w:r>
+      <w:r>
+        <w:t xml:space="preserve"> on the reporting</w:t>
+      </w:r>
+    </w:p>
+    <w:p>
+      <w:r>
+        <w:t xml:space="preserve">  credential-correlation card (customer-only infections cap below staff there).</w:t>
+      </w:r>
+    </w:p>
+    <w:p>
+      <w:r>
+        <w:t xml:space="preserve">  The RSI-driving credential tier (</w:t>
+      </w:r>
+      <w:r>
+        <w:rPr>
+          <w:rFonts w:ascii="Consolas" w:hAnsi="Consolas"/>
+          <w:sz w:val="18"/>
+        </w:rPr>
+        <w:t>CredentialRiskClassifier</w:t>
+      </w:r>
+      <w:r>
+        <w:t>) already floored</w:t>
+      </w:r>
+    </w:p>
+    <w:p>
+      <w:r>
+        <w:t xml:space="preserve">  customer-only to HIGH and staff to CRITICAL, so the RSI itself was unchanged;</w:t>
+      </w:r>
+    </w:p>
+    <w:p>
+      <w:r>
+        <w:t xml:space="preserve">  this was a reporting-consistency correction, not a scoring change.</w:t>
+      </w:r>
+    </w:p>
+    <w:p>
+      <w:pPr>
+        <w:pStyle w:val="ListBullet"/>
+      </w:pPr>
+      <w:r>
+        <w:rPr>
+          <w:b/>
+        </w:rPr>
+        <w:t>Subdomain enumeration made reliable (#7):</w:t>
+      </w:r>
+      <w:r>
+        <w:t xml:space="preserve"> crt.sh and certspotter queried in</w:t>
+      </w:r>
+    </w:p>
+    <w:p>
+      <w:r>
+        <w:t xml:space="preserve">  parallel and unioned, with a </w:t>
+      </w:r>
+      <w:r>
+        <w:rPr>
+          <w:rFonts w:ascii="Consolas" w:hAnsi="Consolas"/>
+          <w:sz w:val="18"/>
+        </w:rPr>
+        <w:t>low_coverage</w:t>
+      </w:r>
+      <w:r>
+        <w:t xml:space="preserve"> flag when both fail, so a flaky</w:t>
+      </w:r>
+    </w:p>
+    <w:p>
+      <w:r>
+        <w:t xml:space="preserve">  crt.sh no longer collapses enumeration to brute-force-only.</w:t>
+      </w:r>
+    </w:p>
+    <w:p>
+      <w:r>
+        <w:rPr>
+          <w:b/>
+        </w:rPr>
+        <w:t>Deferred follow-ups from the audit:</w:t>
+      </w:r>
+      <w:r>
+        <w:t xml:space="preserve"> (a) cache Certificate-Transparency results</w:t>
+      </w:r>
+    </w:p>
+    <w:p>
+      <w:r>
+        <w:t>per-domain (TTL) for even tighter reproducibility; (b) refresh the stale golden</w:t>
+      </w:r>
+    </w:p>
+    <w:p>
+      <w:r>
+        <w:t>fixture (</w:t>
+      </w:r>
+      <w:r>
+        <w:rPr>
+          <w:rFonts w:ascii="Consolas" w:hAnsi="Consolas"/>
+          <w:sz w:val="18"/>
+        </w:rPr>
+        <w:t>test_fixtures/takealot_baseline.json</w:t>
+      </w:r>
+      <w:r>
+        <w:t>) from a fresh scan, then re-run</w:t>
+      </w:r>
+    </w:p>
+    <w:p>
+      <w:r>
+        <w:rPr>
+          <w:rFonts w:ascii="Consolas" w:hAnsi="Consolas"/>
+          <w:sz w:val="18"/>
+        </w:rPr>
+        <w:t>tooling/regression/golden.py --capture</w:t>
+      </w:r>
+      <w:r>
+        <w:t xml:space="preserve"> after reviewing the drift.</w:t>
+      </w:r>
+    </w:p>
     <w:tbl>
       <w:tblPr>
         <w:tblW w:type="auto" w:w="0"/>
@@ -3242,7 +3738,20 @@
               <w:rPr>
                 <w:sz w:val="19"/>
               </w:rPr>
-              <w:t xml:space="preserve"> (Kalahari merged into Takealot 2014) — a legacy/related-brand IP not in takealot.com's scope, so it would only surface via related-domain (S-1) discovery + cert-verification. Same reassigned-IP risk as the RDP/origin case.</w:t>
+              <w:t xml:space="preserve"> (Kalahari merged into Takealot 2014) — a legacy/related-brand IP not in takealot.com's scope, so it would only surface via related-domain (S-1) discovery + cert-verification. The reassigned/legacy-IP attribution risk is now mitigated by the own-vs-vendor classification (</w:t>
+            </w:r>
+            <w:r>
+              <w:rPr>
+                <w:rFonts w:ascii="Consolas" w:hAnsi="Consolas"/>
+                <w:sz w:val="19"/>
+              </w:rPr>
+              <w:t>ip_classification.py</w:t>
+            </w:r>
+            <w:r>
+              <w:rPr>
+                <w:sz w:val="19"/>
+              </w:rPr>
+              <w:t>, 2026-06-30), which keeps vendor/legacy hosts out of the insured's own attack surface; the C2-beaconing signal itself still needs a threat-intel feed.</w:t>
             </w:r>
           </w:p>
         </w:tc>
@@ -3261,7 +3770,7 @@
               <w:rPr>
                 <w:sz w:val="19"/>
               </w:rPr>
-              <w:t>Open</w:t>
+              <w:t>Open (signal not built; attribution risk mitigated)</w:t>
             </w:r>
           </w:p>
         </w:tc>
@@ -4049,20 +4558,7 @@
               <w:rPr>
                 <w:sz w:val="19"/>
               </w:rPr>
-              <w:t xml:space="preserve">Refactor remaining checkers through </w:t>
-            </w:r>
-            <w:r>
-              <w:rPr>
-                <w:rFonts w:ascii="Consolas" w:hAnsi="Consolas"/>
-                <w:sz w:val="19"/>
-              </w:rPr>
-              <w:t>HTTP</w:t>
-            </w:r>
-            <w:r>
-              <w:rPr>
-                <w:sz w:val="19"/>
-              </w:rPr>
-              <w:t xml:space="preserve"> singleton</w:t>
+              <w:t>Enforcement-discount % calibration per regulator</w:t>
             </w:r>
           </w:p>
         </w:tc>
@@ -4078,107 +4574,9 @@
             </w:r>
             <w:r>
               <w:rPr>
-                <w:rFonts w:ascii="Consolas" w:hAnsi="Consolas"/>
-                <w:sz w:val="19"/>
-              </w:rPr>
-              <w:t>privacy_compliance</w:t>
-            </w:r>
-            <w:r>
-              <w:rPr>
-                <w:sz w:val="19"/>
-              </w:rPr>
-              <w:t xml:space="preserve">, </w:t>
-            </w:r>
-            <w:r>
-              <w:rPr>
-                <w:rFonts w:ascii="Consolas" w:hAnsi="Consolas"/>
-                <w:sz w:val="19"/>
-              </w:rPr>
-              <w:t>info_disclosure</w:t>
-            </w:r>
-            <w:r>
-              <w:rPr>
-                <w:sz w:val="19"/>
-              </w:rPr>
-              <w:t xml:space="preserve">, </w:t>
-            </w:r>
-            <w:r>
-              <w:rPr>
-                <w:rFonts w:ascii="Consolas" w:hAnsi="Consolas"/>
-                <w:sz w:val="19"/>
-              </w:rPr>
-              <w:t>exposed_admin</w:t>
-            </w:r>
-            <w:r>
-              <w:rPr>
-                <w:sz w:val="19"/>
-              </w:rPr>
-              <w:t xml:space="preserve"> done. </w:t>
-            </w:r>
-            <w:r>
-              <w:rPr>
-                <w:rFonts w:ascii="Consolas" w:hAnsi="Consolas"/>
-                <w:sz w:val="19"/>
-              </w:rPr>
-              <w:t>payment_security</w:t>
-            </w:r>
-            <w:r>
-              <w:rPr>
-                <w:sz w:val="19"/>
-              </w:rPr>
-              <w:t xml:space="preserve">, </w:t>
-            </w:r>
-            <w:r>
-              <w:rPr>
-                <w:rFonts w:ascii="Consolas" w:hAnsi="Consolas"/>
-                <w:sz w:val="19"/>
-              </w:rPr>
-              <w:t>vpn_remote</w:t>
-            </w:r>
-            <w:r>
-              <w:rPr>
-                <w:sz w:val="19"/>
-              </w:rPr>
-              <w:t xml:space="preserve">, </w:t>
-            </w:r>
-            <w:r>
-              <w:rPr>
-                <w:rFonts w:ascii="Consolas" w:hAnsi="Consolas"/>
-                <w:sz w:val="19"/>
-              </w:rPr>
-              <w:t>security_policy</w:t>
-            </w:r>
-            <w:r>
-              <w:rPr>
-                <w:sz w:val="19"/>
-              </w:rPr>
-              <w:t xml:space="preserve">, </w:t>
-            </w:r>
-            <w:r>
-              <w:rPr>
-                <w:rFonts w:ascii="Consolas" w:hAnsi="Consolas"/>
-                <w:sz w:val="19"/>
-              </w:rPr>
-              <w:t>fraudulent_domains</w:t>
-            </w:r>
-            <w:r>
-              <w:rPr>
-                <w:sz w:val="19"/>
-              </w:rPr>
-              <w:t xml:space="preserve">, and single-request checkers (SSL, WAF, etc.) still use direct </w:t>
-            </w:r>
-            <w:r>
-              <w:rPr>
-                <w:rFonts w:ascii="Consolas" w:hAnsi="Consolas"/>
-                <w:sz w:val="19"/>
-              </w:rPr>
-              <w:t>requests.get</w:t>
-            </w:r>
-            <w:r>
-              <w:rPr>
-                <w:sz w:val="19"/>
-              </w:rPr>
-              <w:t>. WAF tracker only sees burst probers; widening this gives full WAF visibility. ~3 hrs work, low risk.</w:t>
+                <w:sz w:val="19"/>
+              </w:rPr>
+              <w:t>Statutory maxima used everywhere in cat stack. Expected-loss view uses heuristic. Compliance officer should set per-regulator discount %.</w:t>
             </w:r>
           </w:p>
         </w:tc>
@@ -4199,7 +4597,7 @@
               <w:rPr>
                 <w:sz w:val="19"/>
               </w:rPr>
-              <w:t>Enforcement-discount % calibration per regulator</w:t>
+              <w:t>Civil exposure quantification (POPIA s99 / common-law delict)</w:t>
             </w:r>
           </w:p>
         </w:tc>
@@ -4218,7 +4616,7 @@
               <w:rPr>
                 <w:sz w:val="19"/>
               </w:rPr>
-              <w:t>Statutory maxima used everywhere in cat stack. Expected-loss view uses heuristic. Compliance officer should set per-regulator discount %.</w:t>
+              <w:t>Currently qualitative disclosure only. Quantification requires internal-contract data.</w:t>
             </w:r>
           </w:p>
         </w:tc>
@@ -4238,7 +4636,7 @@
               <w:rPr>
                 <w:sz w:val="19"/>
               </w:rPr>
-              <w:t>Civil exposure quantification (POPIA s99 / common-law delict)</w:t>
+              <w:t>Tail recalibration with empirical SA cat data</w:t>
             </w:r>
           </w:p>
         </w:tc>
@@ -4256,7 +4654,20 @@
               <w:rPr>
                 <w:sz w:val="19"/>
               </w:rPr>
-              <w:t>Currently qualitative disclosure only. Quantification requires internal-contract data.</w:t>
+              <w:t xml:space="preserve">5× PERT upper bound on </w:t>
+            </w:r>
+            <w:r>
+              <w:rPr>
+                <w:rFonts w:ascii="Consolas" w:hAnsi="Consolas"/>
+                <w:sz w:val="19"/>
+              </w:rPr>
+              <w:t>mc_total_breach</w:t>
+            </w:r>
+            <w:r>
+              <w:rPr>
+                <w:sz w:val="19"/>
+              </w:rPr>
+              <w:t xml:space="preserve"> is conservative. Calibrate against SABRIC + CISA + IBM SA-specific incident-type data when available.</w:t>
             </w:r>
           </w:p>
         </w:tc>
@@ -4277,7 +4688,7 @@
               <w:rPr>
                 <w:sz w:val="19"/>
               </w:rPr>
-              <w:t>Tail recalibration with empirical SA cat data</w:t>
+              <w:t>WAF coverage-loading constant calibration (SCN-029)</w:t>
             </w:r>
           </w:p>
         </w:tc>
@@ -4294,22 +4705,29 @@
             </w:r>
             <w:r>
               <w:rPr>
-                <w:sz w:val="19"/>
-              </w:rPr>
-              <w:t xml:space="preserve">5× PERT upper bound on </w:t>
-            </w:r>
-            <w:r>
-              <w:rPr>
                 <w:rFonts w:ascii="Consolas" w:hAnsi="Consolas"/>
                 <w:sz w:val="19"/>
               </w:rPr>
-              <w:t>mc_total_breach</w:t>
-            </w:r>
-            <w:r>
-              <w:rPr>
-                <w:sz w:val="19"/>
-              </w:rPr>
-              <w:t xml:space="preserve"> is conservative. Calibrate against SABRIC + CISA + IBM SA-specific incident-type data when available.</w:t>
+              <w:t>K_TAIL=1.20</w:t>
+            </w:r>
+            <w:r>
+              <w:rPr>
+                <w:sz w:val="19"/>
+              </w:rPr>
+              <w:t xml:space="preserve"> in </w:t>
+            </w:r>
+            <w:r>
+              <w:rPr>
+                <w:rFonts w:ascii="Consolas" w:hAnsi="Consolas"/>
+                <w:sz w:val="19"/>
+              </w:rPr>
+              <w:t>_calculate_zar</w:t>
+            </w:r>
+            <w:r>
+              <w:rPr>
+                <w:sz w:val="19"/>
+              </w:rPr>
+              <w:t xml:space="preserve"> sets how aggressively the catastrophe tail widens per unit of lost scan coverage. Heuristic — calibrate against rescan deltas (blinded scan vs allow-listed rescan of the same target) once continuous monitoring provides paired observations. Only the ZAR path is loaded; the dead USD path is not.</w:t>
             </w:r>
           </w:p>
         </w:tc>
@@ -4329,7 +4747,20 @@
               <w:rPr>
                 <w:sz w:val="19"/>
               </w:rPr>
-              <w:t>WAF coverage-loading constant calibration (SCN-029)</w:t>
+              <w:t xml:space="preserve">Bias correction on </w:t>
+            </w:r>
+            <w:r>
+              <w:rPr>
+                <w:rFonts w:ascii="Consolas" w:hAnsi="Consolas"/>
+                <w:sz w:val="19"/>
+              </w:rPr>
+              <w:t>lower_tier_upsell</w:t>
+            </w:r>
+            <w:r>
+              <w:rPr>
+                <w:sz w:val="19"/>
+              </w:rPr>
+              <w:t xml:space="preserve"> benchmark cohort</w:t>
             </w:r>
           </w:p>
         </w:tc>
@@ -4345,29 +4776,9 @@
             </w:r>
             <w:r>
               <w:rPr>
-                <w:rFonts w:ascii="Consolas" w:hAnsi="Consolas"/>
-                <w:sz w:val="19"/>
-              </w:rPr>
-              <w:t>K_TAIL=1.20</w:t>
-            </w:r>
-            <w:r>
-              <w:rPr>
-                <w:sz w:val="19"/>
-              </w:rPr>
-              <w:t xml:space="preserve"> in </w:t>
-            </w:r>
-            <w:r>
-              <w:rPr>
-                <w:rFonts w:ascii="Consolas" w:hAnsi="Consolas"/>
-                <w:sz w:val="19"/>
-              </w:rPr>
-              <w:t>_calculate_zar</w:t>
-            </w:r>
-            <w:r>
-              <w:rPr>
-                <w:sz w:val="19"/>
-              </w:rPr>
-              <w:t xml:space="preserve"> sets how aggressively the catastrophe tail widens per unit of lost scan coverage. Heuristic — calibrate against rescan deltas (blinded scan vs allow-listed rescan of the same target) once continuous monitoring provides paired observations. Only the ZAR path is loaded; the dead USD path is not.</w:t>
+                <w:sz w:val="19"/>
+              </w:rPr>
+              <w:t>Cohort may not be SA median; pool composition disclosed in report. Future: source-class weighting in percentile calculation.</w:t>
             </w:r>
           </w:p>
         </w:tc>
@@ -4388,20 +4799,7 @@
               <w:rPr>
                 <w:sz w:val="19"/>
               </w:rPr>
-              <w:t xml:space="preserve">Bias correction on </w:t>
-            </w:r>
-            <w:r>
-              <w:rPr>
-                <w:rFonts w:ascii="Consolas" w:hAnsi="Consolas"/>
-                <w:sz w:val="19"/>
-              </w:rPr>
-              <w:t>lower_tier_upsell</w:t>
-            </w:r>
-            <w:r>
-              <w:rPr>
-                <w:sz w:val="19"/>
-              </w:rPr>
-              <w:t xml:space="preserve"> benchmark cohort</w:t>
+              <w:t>GPD tail fit MLE upgrade (currently method-of-moments + pure numpy)</w:t>
             </w:r>
           </w:p>
         </w:tc>
@@ -4420,7 +4818,7 @@
               <w:rPr>
                 <w:sz w:val="19"/>
               </w:rPr>
-              <w:t>Cohort may not be SA median; pool composition disclosed in report. Future: source-class weighting in percentile calculation.</w:t>
+              <w:t>scipy.stats.genpareto provides MLE fit but adds dependency. Defer until scipy is acceptable on Render.</w:t>
             </w:r>
           </w:p>
         </w:tc>
@@ -4438,9 +4836,10 @@
             </w:r>
             <w:r>
               <w:rPr>
-                <w:sz w:val="19"/>
-              </w:rPr>
-              <w:t>GPD tail fit MLE upgrade (currently method-of-moments + pure numpy)</w:t>
+                <w:b/>
+                <w:sz w:val="19"/>
+              </w:rPr>
+              <w:t>Credential-risk scoring calibration</w:t>
             </w:r>
           </w:p>
         </w:tc>
@@ -4456,173 +4855,94 @@
             </w:r>
             <w:r>
               <w:rPr>
-                <w:sz w:val="19"/>
-              </w:rPr>
-              <w:t>scipy.stats.genpareto provides MLE fit but adds dependency. Defer until scipy is acceptable on Render.</w:t>
-            </w:r>
-          </w:p>
-        </w:tc>
-      </w:tr>
-      <w:tr>
-        <w:tc>
-          <w:tcPr>
-            <w:tcW w:type="dxa" w:w="4986"/>
-            <w:shd w:val="clear" w:color="auto" w:fill="F2F7FA"/>
-          </w:tcPr>
-          <w:p>
-            <w:r>
-              <w:rPr>
-                <w:sz w:val="19"/>
-              </w:rPr>
-            </w:r>
-            <w:r>
-              <w:rPr>
                 <w:b/>
                 <w:sz w:val="19"/>
               </w:rPr>
-              <w:t>Credential-risk scoring calibration</w:t>
-            </w:r>
-            <w:r>
-              <w:rPr>
-                <w:sz w:val="19"/>
-              </w:rPr>
-              <w:t xml:space="preserve"> (ticket, NOT done)</w:t>
-            </w:r>
-          </w:p>
-        </w:tc>
-        <w:tc>
-          <w:tcPr>
-            <w:tcW w:type="dxa" w:w="4986"/>
-            <w:shd w:val="clear" w:color="auto" w:fill="F2F7FA"/>
-          </w:tcPr>
-          <w:p>
-            <w:r>
-              <w:rPr>
-                <w:sz w:val="19"/>
-              </w:rPr>
-            </w:r>
-            <w:r>
-              <w:rPr>
-                <w:sz w:val="19"/>
-              </w:rPr>
-              <w:t xml:space="preserve">Two tweaks to </w:t>
+              <w:t>Structural tweaks DONE via the K1-K7 confidence-weighted rewrite of `CredentialRiskClassifier.classify` (FIN-9, 2026-06-03; checkers_threats.py).</w:t>
+            </w:r>
+            <w:r>
+              <w:rPr>
+                <w:sz w:val="19"/>
+              </w:rPr>
+              <w:t xml:space="preserve"> Both landed: (1) IntelX paste/dark-web mentions are now </w:t>
+            </w:r>
+            <w:r>
+              <w:rPr>
+                <w:b/>
+                <w:sz w:val="19"/>
+              </w:rPr>
+              <w:t>report-only (K7=0, "no score impact")</w:t>
+            </w:r>
+            <w:r>
+              <w:rPr>
+                <w:sz w:val="19"/>
+              </w:rPr>
+              <w:t xml:space="preserve">, not an uncapped per-mention deduction; (2) the Hudson Rock class FLOOR is </w:t>
+            </w:r>
+            <w:r>
+              <w:rPr>
+                <w:b/>
+                <w:sz w:val="19"/>
+              </w:rPr>
+              <w:t>date-gated</w:t>
+            </w:r>
+            <w:r>
+              <w:rPr>
+                <w:sz w:val="19"/>
+              </w:rPr>
+              <w:t xml:space="preserve"> (</w:t>
             </w:r>
             <w:r>
               <w:rPr>
                 <w:rFonts w:ascii="Consolas" w:hAnsi="Consolas"/>
                 <w:sz w:val="19"/>
               </w:rPr>
-              <w:t>CredentialRiskClassifier</w:t>
-            </w:r>
-            <w:r>
-              <w:rPr>
-                <w:sz w:val="19"/>
-              </w:rPr>
-              <w:t xml:space="preserve">, both </w:t>
-            </w:r>
-            <w:r>
-              <w:rPr>
-                <w:b/>
-                <w:sz w:val="19"/>
-              </w:rPr>
-              <w:t>calibration-gated</w:t>
-            </w:r>
-            <w:r>
-              <w:rPr>
-                <w:sz w:val="19"/>
-              </w:rPr>
-              <w:t xml:space="preserve"> (empirical anchors + sign-off, per the scoring-change rule): (1) the IntelX paste/dark-web deductions are </w:t>
-            </w:r>
-            <w:r>
-              <w:rPr>
-                <w:b/>
-                <w:sz w:val="19"/>
-              </w:rPr>
-              <w:t>per-mention and uncapped</w:t>
-            </w:r>
-            <w:r>
-              <w:rPr>
-                <w:sz w:val="19"/>
-              </w:rPr>
-              <w:t xml:space="preserve"> (40 pastes → −120, floored at 0) — can out-deduct Hudson Rock's flat −50 in the raw 0-100 score even though HR sets the higher </w:t>
+              <w:t>L3_HR_STALE_DAYS=180</w:t>
+            </w:r>
+            <w:r>
+              <w:rPr>
+                <w:sz w:val="19"/>
+              </w:rPr>
+              <w:t>: a stale employee infection floors to HIGH, not CRITICAL), and a customer-only (</w:t>
+            </w:r>
+            <w:r>
+              <w:rPr>
+                <w:rFonts w:ascii="Consolas" w:hAnsi="Consolas"/>
+                <w:sz w:val="19"/>
+              </w:rPr>
+              <w:t>hr_users</w:t>
+            </w:r>
+            <w:r>
+              <w:rPr>
+                <w:sz w:val="19"/>
+              </w:rPr>
+              <w:t xml:space="preserve">, no employees) infection floors to HIGH while staff floors to CRITICAL. The K1-K7 </w:t>
             </w:r>
             <w:r>
               <w:rPr>
                 <w:i/>
                 <w:sz w:val="19"/>
               </w:rPr>
-              <w:t>level</w:t>
-            </w:r>
-            <w:r>
-              <w:rPr>
-                <w:sz w:val="19"/>
-              </w:rPr>
-              <w:t xml:space="preserve">; add a cap. (2) </w:t>
-            </w:r>
-            <w:r>
-              <w:rPr>
-                <w:b/>
-                <w:sz w:val="19"/>
-              </w:rPr>
-              <w:t>Date-gate the HR CRITICAL</w:t>
-            </w:r>
-            <w:r>
-              <w:rPr>
-                <w:sz w:val="19"/>
-              </w:rPr>
-              <w:t xml:space="preserve"> so a </w:t>
-            </w:r>
-            <w:r>
-              <w:rPr>
-                <w:i/>
-                <w:sz w:val="19"/>
-              </w:rPr>
-              <w:t>stale</w:t>
-            </w:r>
-            <w:r>
-              <w:rPr>
-                <w:sz w:val="19"/>
-              </w:rPr>
-              <w:t xml:space="preserve"> infostealer infection (old </w:t>
+              <w:t>magnitudes/ranges</w:t>
+            </w:r>
+            <w:r>
+              <w:rPr>
+                <w:sz w:val="19"/>
+              </w:rPr>
+              <w:t xml:space="preserve"> remain colleague-gated (see §6b and </w:t>
             </w:r>
             <w:r>
               <w:rPr>
                 <w:rFonts w:ascii="Consolas" w:hAnsi="Consolas"/>
                 <w:sz w:val="19"/>
               </w:rPr>
-              <w:t>last_compromised</w:t>
-            </w:r>
-            <w:r>
-              <w:rPr>
-                <w:sz w:val="19"/>
-              </w:rPr>
-              <w:t xml:space="preserve">) doesn't auto-force CRITICAL — use the new </w:t>
-            </w:r>
-            <w:r>
-              <w:rPr>
-                <w:rFonts w:ascii="Consolas" w:hAnsi="Consolas"/>
-                <w:sz w:val="19"/>
-              </w:rPr>
-              <w:t>days_since_compromise</w:t>
-            </w:r>
-            <w:r>
-              <w:rPr>
-                <w:sz w:val="19"/>
-              </w:rPr>
-              <w:t xml:space="preserve">. The Credential Exposure Correlation (reporting) already does this date-anchoring; this would align the </w:t>
-            </w:r>
-            <w:r>
-              <w:rPr>
-                <w:i/>
-                <w:sz w:val="19"/>
-              </w:rPr>
-              <w:t>score</w:t>
-            </w:r>
-            <w:r>
-              <w:rPr>
-                <w:sz w:val="19"/>
-              </w:rPr>
-              <w:t xml:space="preserve"> with it.</w:t>
+              <w:t>docs/calibration_prep/02_credential_pbreach.md</w:t>
+            </w:r>
+            <w:r>
+              <w:rPr>
+                <w:sz w:val="19"/>
+              </w:rPr>
+              <w:t>).</w:t>
             </w:r>
           </w:p>
         </w:tc>
@@ -4748,6 +5068,59 @@
     <w:p>
       <w:r>
         <w:t>&gt; remediation caps — all colleague-gated.</w:t>
+      </w:r>
+    </w:p>
+    <w:p>
+      <w:r>
+        <w:t>&gt;</w:t>
+      </w:r>
+    </w:p>
+    <w:p>
+      <w:r>
+        <w:t xml:space="preserve">&gt; </w:t>
+      </w:r>
+      <w:r>
+        <w:rPr>
+          <w:b/>
+        </w:rPr>
+        <w:t>UPDATE (2026-07-02):</w:t>
+      </w:r>
+      <w:r>
+        <w:t xml:space="preserve"> the checker accuracy audit (§5) is complete — a further</w:t>
+      </w:r>
+    </w:p>
+    <w:p>
+      <w:r>
+        <w:t>&gt; round of false-positive hardening (TechStack EOL, VPN RDP tarpit-gate, Dehashed</w:t>
+      </w:r>
+    </w:p>
+    <w:p>
+      <w:r>
+        <w:t>&gt; attribution, evidence-gated CVEs) plus the live/golden scoring unification. These</w:t>
+      </w:r>
+    </w:p>
+    <w:p>
+      <w:r>
+        <w:t xml:space="preserve">&gt; did </w:t>
+      </w:r>
+      <w:r>
+        <w:rPr>
+          <w:b/>
+        </w:rPr>
+        <w:t>not</w:t>
+      </w:r>
+      <w:r>
+        <w:t xml:space="preserve"> move the frozen golden fixture scores (they fixed FPs that were not</w:t>
+      </w:r>
+    </w:p>
+    <w:p>
+      <w:r>
+        <w:t>&gt; firing on those fixtures), so the calibration baseline is stable; but the</w:t>
+      </w:r>
+    </w:p>
+    <w:p>
+      <w:r>
+        <w:t>&gt; pre-session reference-loss-curve regeneration should run on the LATEST code.</w:t>
       </w:r>
     </w:p>
     <w:p>
@@ -6008,40 +6381,98 @@
               <w:rPr>
                 <w:sz w:val="19"/>
               </w:rPr>
-              <w:t xml:space="preserve">Auto-regenerated via </w:t>
+              <w:t xml:space="preserve">Regenerated via </w:t>
             </w:r>
             <w:r>
               <w:rPr>
                 <w:rFonts w:ascii="Consolas" w:hAnsi="Consolas"/>
                 <w:sz w:val="19"/>
               </w:rPr>
-              <w:t>node generators/gen_gap_v10.cjs</w:t>
-            </w:r>
-            <w:r>
-              <w:rPr>
-                <w:sz w:val="19"/>
-              </w:rPr>
-              <w:t xml:space="preserve"> (or root </w:t>
+              <w:t>node gen_gap_v10.cjs</w:t>
+            </w:r>
+            <w:r>
+              <w:rPr>
+                <w:sz w:val="19"/>
+              </w:rPr>
+              <w:t xml:space="preserve"> </w:t>
+            </w:r>
+            <w:r>
+              <w:rPr>
+                <w:b/>
+                <w:sz w:val="19"/>
+              </w:rPr>
+              <w:t>from the `security_scanner/` directory</w:t>
+            </w:r>
+            <w:r>
+              <w:rPr>
+                <w:sz w:val="19"/>
+              </w:rPr>
+              <w:t xml:space="preserve"> (the script + its content live at </w:t>
             </w:r>
             <w:r>
               <w:rPr>
                 <w:rFonts w:ascii="Consolas" w:hAnsi="Consolas"/>
                 <w:sz w:val="19"/>
               </w:rPr>
-              <w:t>gen_gap_v10.cjs</w:t>
-            </w:r>
-            <w:r>
-              <w:rPr>
-                <w:sz w:val="19"/>
-              </w:rPr>
-              <w:t xml:space="preserve"> if not moved). Outputs to main project path: </w:t>
+              <w:t>security_scanner/gen_gap_v10.cjs</w:t>
+            </w:r>
+            <w:r>
+              <w:rPr>
+                <w:sz w:val="19"/>
+              </w:rPr>
+              <w:t xml:space="preserve">, not a </w:t>
             </w:r>
             <w:r>
               <w:rPr>
                 <w:rFonts w:ascii="Consolas" w:hAnsi="Consolas"/>
                 <w:sz w:val="19"/>
               </w:rPr>
-              <w:t>C:/.../security_scanner/Phishield_Scanner_Gap_Analysis_v10.docx</w:t>
+              <w:t>generators/</w:t>
+            </w:r>
+            <w:r>
+              <w:rPr>
+                <w:sz w:val="19"/>
+              </w:rPr>
+              <w:t xml:space="preserve"> subfolder). Outputs </w:t>
+            </w:r>
+            <w:r>
+              <w:rPr>
+                <w:rFonts w:ascii="Consolas" w:hAnsi="Consolas"/>
+                <w:sz w:val="19"/>
+              </w:rPr>
+              <w:t>security_scanner/Phishield_Scanner_Gap_Analysis_v10.docx</w:t>
+            </w:r>
+            <w:r>
+              <w:rPr>
+                <w:sz w:val="19"/>
+              </w:rPr>
+              <w:t xml:space="preserve">. This is hand-authored content in the </w:t>
+            </w:r>
+            <w:r>
+              <w:rPr>
+                <w:rFonts w:ascii="Consolas" w:hAnsi="Consolas"/>
+                <w:sz w:val="19"/>
+              </w:rPr>
+              <w:t>.cjs</w:t>
+            </w:r>
+            <w:r>
+              <w:rPr>
+                <w:sz w:val="19"/>
+              </w:rPr>
+              <w:t xml:space="preserve"> (there is no markdown source); edit the </w:t>
+            </w:r>
+            <w:r>
+              <w:rPr>
+                <w:rFonts w:ascii="Consolas" w:hAnsi="Consolas"/>
+                <w:sz w:val="19"/>
+              </w:rPr>
+              <w:t>.cjs</w:t>
+            </w:r>
+            <w:r>
+              <w:rPr>
+                <w:sz w:val="19"/>
+              </w:rPr>
+              <w:t xml:space="preserve"> then re-run.</w:t>
             </w:r>
           </w:p>
         </w:tc>
@@ -6080,7 +6511,7 @@
                 <w:rFonts w:ascii="Consolas" w:hAnsi="Consolas"/>
                 <w:sz w:val="19"/>
               </w:rPr>
-              <w:t>generators/generate_gap_analysis.cjs</w:t>
+              <w:t>security_scanner/generate_gap_analysis.cjs</w:t>
             </w:r>
             <w:r>
               <w:rPr>
@@ -6249,12 +6680,17 @@
     </w:p>
     <w:p>
       <w:r>
-        <w:t>Audit every output against the 12 rules before regeneration. Pre-build</w:t>
+        <w:t>Audit every output against the rules (now 16, numbered 0-15) before regeneration.</w:t>
       </w:r>
     </w:p>
     <w:p>
       <w:r>
-        <w:t>audit gate is rule #0.</w:t>
+        <w:t>Pre-build audit gate is rule #0; rule #13 bans em-dashes; rule #14 requires font</w:t>
+      </w:r>
+    </w:p>
+    <w:p>
+      <w:r>
+        <w:t>embedding in every generated PDF.</w:t>
       </w:r>
     </w:p>
     <w:p>

--- a/security_scanner/docs/OUTSTANDING.docx
+++ b/security_scanner/docs/OUTSTANDING.docx
@@ -189,8 +189,8 @@
       <w:tblPr>
         <w:tblW w:type="auto" w:w="0"/>
         <w:jc w:val="center"/>
-        <w:tblLayout w:type="autofit"/>
         <w:tblLook w:firstColumn="1" w:firstRow="1" w:lastColumn="0" w:lastRow="0" w:noHBand="0" w:noVBand="1" w:val="04A0"/>
+        <w:tblLayout w:type="fixed"/>
       </w:tblPr>
       <w:tblGrid>
         <w:gridCol w:w="2493"/>
@@ -1060,8 +1060,8 @@
       <w:tblPr>
         <w:tblW w:type="auto" w:w="0"/>
         <w:jc w:val="center"/>
-        <w:tblLayout w:type="autofit"/>
         <w:tblLook w:firstColumn="1" w:firstRow="1" w:lastColumn="0" w:lastRow="0" w:noHBand="0" w:noVBand="1" w:val="04A0"/>
+        <w:tblLayout w:type="fixed"/>
       </w:tblPr>
       <w:tblGrid>
         <w:gridCol w:w="1994"/>
@@ -2428,8 +2428,8 @@
       <w:tblPr>
         <w:tblW w:type="auto" w:w="0"/>
         <w:jc w:val="center"/>
-        <w:tblLayout w:type="autofit"/>
         <w:tblLook w:firstColumn="1" w:firstRow="1" w:lastColumn="0" w:lastRow="0" w:noHBand="0" w:noVBand="1" w:val="04A0"/>
+        <w:tblLayout w:type="fixed"/>
       </w:tblPr>
       <w:tblGrid>
         <w:gridCol w:w="2493"/>
@@ -2859,8 +2859,8 @@
       <w:tblPr>
         <w:tblW w:type="auto" w:w="0"/>
         <w:jc w:val="center"/>
-        <w:tblLayout w:type="autofit"/>
         <w:tblLook w:firstColumn="1" w:firstRow="1" w:lastColumn="0" w:lastRow="0" w:noHBand="0" w:noVBand="1" w:val="04A0"/>
+        <w:tblLayout w:type="fixed"/>
       </w:tblPr>
       <w:tblGrid>
         <w:gridCol w:w="4986"/>
@@ -3374,8 +3374,8 @@
       <w:tblPr>
         <w:tblW w:type="auto" w:w="0"/>
         <w:jc w:val="center"/>
-        <w:tblLayout w:type="autofit"/>
         <w:tblLook w:firstColumn="1" w:firstRow="1" w:lastColumn="0" w:lastRow="0" w:noHBand="0" w:noVBand="1" w:val="04A0"/>
+        <w:tblLayout w:type="fixed"/>
       </w:tblPr>
       <w:tblGrid>
         <w:gridCol w:w="3324"/>
@@ -4488,8 +4488,8 @@
       <w:tblPr>
         <w:tblW w:type="auto" w:w="0"/>
         <w:jc w:val="center"/>
-        <w:tblLayout w:type="autofit"/>
         <w:tblLook w:firstColumn="1" w:firstRow="1" w:lastColumn="0" w:lastRow="0" w:noHBand="0" w:noVBand="1" w:val="04A0"/>
+        <w:tblLayout w:type="fixed"/>
       </w:tblPr>
       <w:tblGrid>
         <w:gridCol w:w="4986"/>
@@ -5275,8 +5275,8 @@
       <w:tblPr>
         <w:tblW w:type="auto" w:w="0"/>
         <w:jc w:val="center"/>
-        <w:tblLayout w:type="autofit"/>
         <w:tblLook w:firstColumn="1" w:firstRow="1" w:lastColumn="0" w:lastRow="0" w:noHBand="0" w:noVBand="1" w:val="04A0"/>
+        <w:tblLayout w:type="fixed"/>
       </w:tblPr>
       <w:tblGrid>
         <w:gridCol w:w="3324"/>
@@ -6142,8 +6142,8 @@
       <w:tblPr>
         <w:tblW w:type="auto" w:w="0"/>
         <w:jc w:val="center"/>
-        <w:tblLayout w:type="autofit"/>
         <w:tblLook w:firstColumn="1" w:firstRow="1" w:lastColumn="0" w:lastRow="0" w:noHBand="0" w:noVBand="1" w:val="04A0"/>
+        <w:tblLayout w:type="fixed"/>
       </w:tblPr>
       <w:tblGrid>
         <w:gridCol w:w="4986"/>

--- a/security_scanner/docs/OUTSTANDING.docx
+++ b/security_scanner/docs/OUTSTANDING.docx
@@ -673,20 +673,33 @@
               <w:rPr>
                 <w:sz w:val="19"/>
               </w:rPr>
-              <w:t xml:space="preserve"> (the "protected environment + LLM" goal, not yet started); (b) decommission the old Render free-tier deploy once the VM is blessed (</w:t>
+              <w:t xml:space="preserve"> (the "protected environment + LLM" goal, not yet started). Render decommission is DONE in code (2026-07-06): the </w:t>
             </w:r>
             <w:r>
               <w:rPr>
                 <w:rFonts w:ascii="Consolas" w:hAnsi="Consolas"/>
                 <w:sz w:val="19"/>
               </w:rPr>
+              <w:t>phishield-scanner</w:t>
+            </w:r>
+            <w:r>
+              <w:rPr>
+                <w:sz w:val="19"/>
+              </w:rPr>
+              <w:t xml:space="preserve"> block was removed from </w:t>
+            </w:r>
+            <w:r>
+              <w:rPr>
+                <w:rFonts w:ascii="Consolas" w:hAnsi="Consolas"/>
+                <w:sz w:val="19"/>
+              </w:rPr>
               <w:t>render.yaml</w:t>
             </w:r>
             <w:r>
               <w:rPr>
                 <w:sz w:val="19"/>
               </w:rPr>
-              <w:t xml:space="preserve"> retired). The </w:t>
+              <w:t xml:space="preserve"> and the scanner's self-identification (User-Agent + scanner-info page) repointed to the VM; only the Render-dashboard suspend/delete remains. The </w:t>
             </w:r>
             <w:r>
               <w:rPr>
@@ -699,7 +712,7 @@
               <w:rPr>
                 <w:sz w:val="19"/>
               </w:rPr>
-              <w:t xml:space="preserve"> on the VM path (Render's free-tier disk still wipes on deploy, so if a scan is run on Render, re-scan before exporting).</w:t>
+              <w:t xml:space="preserve"> on the VM path.</w:t>
             </w:r>
           </w:p>
         </w:tc>
